--- a/docs/legal/PRIVACY_POLICY_DRAFT_2026-10-09.docx
+++ b/docs/legal/PRIVACY_POLICY_DRAFT_2026-10-09.docx
@@ -253,7 +253,7 @@
         <w:t xml:space="preserve"> </w:t>
       </w:r>
       <w:r>
-        <w:t xml:space="preserve">removes the account, listings, leads and subscriptions but does</w:t>
+        <w:t xml:space="preserve">now removes the account and everything tied to it: listings, leads, chat messages, phone-line settings and call transcripts, notifications, settings, uploaded files, and the login (fixed 2026-10-09 once deployed). It cancels any subscription. It does</w:t>
       </w:r>
       <w:r>
         <w:t xml:space="preserve"> </w:t>
@@ -269,7 +269,7 @@
         <w:t xml:space="preserve"> </w:t>
       </w:r>
       <w:r>
-        <w:t xml:space="preserve">yet remove chat messages, phone-line settings or invoices. Until I fix that, deletion is completed on request by email. The text below says so honestly.</w:t>
+        <w:t xml:space="preserve">delete records belonging to someone else: for example, when a loan officer deletes their account, the agent’s own copy of a lead stays with the agent (unlinked from the loan officer). A bought phone number is released by hand by us. Buyers who are not account holders ask by email.</w:t>
       </w:r>
     </w:p>
     <w:p>
@@ -1278,7 +1278,7 @@
         <w:t xml:space="preserve">hello@homelistingai.com</w:t>
       </w:r>
       <w:r>
-        <w:t xml:space="preserve">. We will confirm your request and answer within 45 days (sooner where the law says). Account holders can also delete their account in Settings. Deleting an account removes the account, listings and leads; ask us in writing if you want everything else removed too, and we will do it. To stop texts, reply STOP. To stop emails, click unsubscribe.</w:t>
+        <w:t xml:space="preserve">. We will confirm your request and answer within 45 days (sooner where the law says). Account holders can also delete their account in Settings, which removes their account, listings, leads, chat messages, call transcripts, settings and uploaded files. Buyers can ask us by email to delete their chat, details and call transcript. To stop texts, reply STOP. To stop emails, click unsubscribe.</w:t>
       </w:r>
     </w:p>
     <w:p>
